--- a/Primeiro Semestre/Algoritmos e Lógica De Programação/Resumo.docx
+++ b/Primeiro Semestre/Algoritmos e Lógica De Programação/Resumo.docx
@@ -40,12 +40,14 @@
           <w:b/>
         </w:rPr>
       </w:pPr>
+      <w:proofErr w:type="spellStart"/>
       <w:r>
         <w:rPr>
           <w:b/>
         </w:rPr>
         <w:t>Algortimo</w:t>
       </w:r>
+      <w:proofErr w:type="spellEnd"/>
     </w:p>
     <w:p>
       <w:pPr>
@@ -65,11 +67,19 @@
       <w:r>
         <w:t xml:space="preserve">É uma </w:t>
       </w:r>
-      <w:r>
-        <w:rPr>
-          <w:b/>
-        </w:rPr>
-        <w:t>sequência finita</w:t>
+      <w:proofErr w:type="spellStart"/>
+      <w:r>
+        <w:rPr>
+          <w:b/>
+        </w:rPr>
+        <w:t>sequência</w:t>
+      </w:r>
+      <w:proofErr w:type="spellEnd"/>
+      <w:r>
+        <w:rPr>
+          <w:b/>
+        </w:rPr>
+        <w:t xml:space="preserve"> finita</w:t>
       </w:r>
       <w:r>
         <w:t xml:space="preserve"> e </w:t>
@@ -173,6 +183,7 @@
       <w:pPr>
         <w:ind w:firstLine="0"/>
       </w:pPr>
+      <w:proofErr w:type="gramStart"/>
       <w:r>
         <w:rPr>
           <w:b/>
@@ -180,7 +191,11 @@
         <w:t>Entrada</w:t>
       </w:r>
       <w:r>
-        <w:t xml:space="preserve"> são fornecidas as informações necessárias para que o algoritmo possa ser executado.</w:t>
+        <w:t xml:space="preserve"> são</w:t>
+      </w:r>
+      <w:proofErr w:type="gramEnd"/>
+      <w:r>
+        <w:t xml:space="preserve"> fornecidas as informações necessárias para que o algoritmo possa ser executado.</w:t>
       </w:r>
     </w:p>
     <w:p>
@@ -209,8 +224,13 @@
       <w:pPr>
         <w:ind w:firstLine="0"/>
       </w:pPr>
-      <w:r>
-        <w:t>previamente estabelecidas, conforme o que é esperado que o programa resolva.</w:t>
+      <w:proofErr w:type="gramStart"/>
+      <w:r>
+        <w:t>previamente</w:t>
+      </w:r>
+      <w:proofErr w:type="gramEnd"/>
+      <w:r>
+        <w:t xml:space="preserve"> estabelecidas, conforme o que é esperado que o programa resolva.</w:t>
       </w:r>
       <w:r>
         <w:t xml:space="preserve"> </w:t>
@@ -393,9 +413,11 @@
       <w:r>
         <w:t xml:space="preserve">   </w:t>
       </w:r>
+      <w:proofErr w:type="spellStart"/>
       <w:r>
         <w:t>Entrtt</w:t>
       </w:r>
+      <w:proofErr w:type="spellEnd"/>
     </w:p>
     <w:p>
       <w:pPr>
@@ -425,8 +447,30 @@
         <w:rPr>
           <w:b/>
         </w:rPr>
-        <w:t>tmos E Sequênciamento De Ideias</w:t>
-      </w:r>
+        <w:t xml:space="preserve">tmos E </w:t>
+      </w:r>
+      <w:proofErr w:type="spellStart"/>
+      <w:r>
+        <w:rPr>
+          <w:b/>
+        </w:rPr>
+        <w:t>Sequênciamento</w:t>
+      </w:r>
+      <w:proofErr w:type="spellEnd"/>
+      <w:r>
+        <w:rPr>
+          <w:b/>
+        </w:rPr>
+        <w:t xml:space="preserve"> De </w:t>
+      </w:r>
+      <w:proofErr w:type="spellStart"/>
+      <w:r>
+        <w:rPr>
+          <w:b/>
+        </w:rPr>
+        <w:t>Ideias</w:t>
+      </w:r>
+      <w:proofErr w:type="spellEnd"/>
     </w:p>
     <w:p>
       <w:pPr>
@@ -445,20 +489,38 @@
       <w:r>
         <w:t xml:space="preserve">Podemos pensar em </w:t>
       </w:r>
+      <w:proofErr w:type="spellStart"/>
       <w:r>
         <w:rPr>
           <w:b/>
         </w:rPr>
         <w:t>algortimos</w:t>
       </w:r>
-      <w:r>
-        <w:t xml:space="preserve"> como um receita, uma </w:t>
-      </w:r>
-      <w:r>
-        <w:rPr>
-          <w:b/>
-        </w:rPr>
-        <w:t xml:space="preserve">sequência de instruções </w:t>
+      <w:proofErr w:type="spellEnd"/>
+      <w:r>
+        <w:t xml:space="preserve"> como </w:t>
+      </w:r>
+      <w:proofErr w:type="gramStart"/>
+      <w:r>
+        <w:t>um receita</w:t>
+      </w:r>
+      <w:proofErr w:type="gramEnd"/>
+      <w:r>
+        <w:t xml:space="preserve">, uma </w:t>
+      </w:r>
+      <w:proofErr w:type="spellStart"/>
+      <w:r>
+        <w:rPr>
+          <w:b/>
+        </w:rPr>
+        <w:t>sequência</w:t>
+      </w:r>
+      <w:proofErr w:type="spellEnd"/>
+      <w:r>
+        <w:rPr>
+          <w:b/>
+        </w:rPr>
+        <w:t xml:space="preserve"> de instruções </w:t>
       </w:r>
       <w:r>
         <w:t xml:space="preserve">necessárias para </w:t>
@@ -540,14 +602,45 @@
       <w:r>
         <w:t xml:space="preserve">Como exemplos de algoritmos podemos citar os </w:t>
       </w:r>
+      <w:proofErr w:type="spellStart"/>
       <w:r>
         <w:rPr>
           <w:b/>
         </w:rPr>
         <w:t>manuias</w:t>
       </w:r>
-      <w:r>
-        <w:t xml:space="preserve"> de aparelhos eletrônicos, que explicam passo-a-passo como opera-lo, ralizando </w:t>
+      <w:proofErr w:type="spellEnd"/>
+      <w:r>
+        <w:t xml:space="preserve"> de aparelhos eletrônicos, que explicam </w:t>
+      </w:r>
+      <w:proofErr w:type="spellStart"/>
+      <w:r>
+        <w:t>passo-a-passo</w:t>
+      </w:r>
+      <w:proofErr w:type="spellEnd"/>
+      <w:r>
+        <w:t xml:space="preserve"> </w:t>
+      </w:r>
+      <w:proofErr w:type="gramStart"/>
+      <w:r>
+        <w:t xml:space="preserve">como </w:t>
+      </w:r>
+      <w:proofErr w:type="spellStart"/>
+      <w:r>
+        <w:t>opera-lo</w:t>
+      </w:r>
+      <w:proofErr w:type="spellEnd"/>
+      <w:proofErr w:type="gramEnd"/>
+      <w:r>
+        <w:t xml:space="preserve">, </w:t>
+      </w:r>
+      <w:proofErr w:type="spellStart"/>
+      <w:r>
+        <w:t>ralizando</w:t>
+      </w:r>
+      <w:proofErr w:type="spellEnd"/>
+      <w:r>
+        <w:t xml:space="preserve"> </w:t>
       </w:r>
       <w:r>
         <w:rPr>
@@ -617,7 +710,15 @@
         </w:numPr>
       </w:pPr>
       <w:r>
-        <w:t>Retirar os ingredienets das embalagens.</w:t>
+        <w:t xml:space="preserve">Retirar os </w:t>
+      </w:r>
+      <w:proofErr w:type="spellStart"/>
+      <w:r>
+        <w:t>ingredienets</w:t>
+      </w:r>
+      <w:proofErr w:type="spellEnd"/>
+      <w:r>
+        <w:t xml:space="preserve"> das embalagens.</w:t>
       </w:r>
     </w:p>
     <w:p>
@@ -629,7 +730,15 @@
         </w:numPr>
       </w:pPr>
       <w:r>
-        <w:t>Colocar todos os ingredientes no lidificador.</w:t>
+        <w:t xml:space="preserve">Colocar todos os ingredientes no </w:t>
+      </w:r>
+      <w:proofErr w:type="spellStart"/>
+      <w:r>
+        <w:t>lidificador</w:t>
+      </w:r>
+      <w:proofErr w:type="spellEnd"/>
+      <w:r>
+        <w:t>.</w:t>
       </w:r>
     </w:p>
     <w:p>
@@ -719,7 +828,15 @@
         </w:rPr>
       </w:pPr>
       <w:r>
-        <w:t xml:space="preserve">Os tipos de algortimos mais usados mais usados são descrição </w:t>
+        <w:t xml:space="preserve">Os tipos de </w:t>
+      </w:r>
+      <w:proofErr w:type="spellStart"/>
+      <w:r>
+        <w:t>algortimos</w:t>
+      </w:r>
+      <w:proofErr w:type="spellEnd"/>
+      <w:r>
+        <w:t xml:space="preserve"> mais usados mais usados são descrição </w:t>
       </w:r>
       <w:r>
         <w:rPr>
@@ -900,9 +1017,11 @@
       <w:pPr>
         <w:ind w:firstLine="0"/>
       </w:pPr>
+      <w:proofErr w:type="gramStart"/>
       <w:r>
         <w:t>}</w:t>
       </w:r>
+      <w:proofErr w:type="gramEnd"/>
     </w:p>
     <w:p>
       <w:pPr>
